--- a/documents/16-clearhaven-recon-platform-design.docx
+++ b/documents/16-clearhaven-recon-platform-design.docx
@@ -2736,7 +2736,7 @@
           <w:color w:val="222222"/>
           <w:sz w:val="24"/>
         </w:rPr>
-        <w:t>Idempotency is filename. If RailClear (fictional CSD feed, street-side) drops the same content under a new name, we double-count. Helen has a spreadsheet of 6 incidents in 2021-2022 where that happened. The worst was March 3, 2022: 9,102 extra street rows, $1.18M apparent long, 47 minutes of cash desk time. We will not keep filename as the idempotency key. Content hash goes in v1. I am stating that here so it does not fall out of the ingest design later.</w:t>
+        <w:t>Idempotency is filename. If RailClear (street-side CSD feed) drops the same content under a new name, we double-count. Helen has a spreadsheet of 6 incidents in 2021-2022 where that happened. The worst was March 3, 2022: 9,102 extra street rows, $1.18M apparent long, 47 minutes of cash desk time. We will not keep filename as the idempotency key. Content hash goes in v1. I am stating that here so it does not fall out of the ingest design later.</w:t>
       </w:r>
     </w:p>
     <w:p>
@@ -12738,7 +12738,7 @@
         <w:pStyle w:val="Heading1"/>
       </w:pPr>
       <w:r>
-        <w:t>Working remainder for CLH-TDD-2022-021</w:t>
+        <w:t>Open work after September 15, 2022</w:t>
       </w:r>
     </w:p>
     <w:p>
@@ -12752,7 +12752,7 @@
           <w:color w:val="222222"/>
           <w:sz w:val="24"/>
         </w:rPr>
-        <w:t>The front of Clearhaven transaction reconciliation platform: end-to-end systems design is the document. This remainder is the leftover a colleague still trips on: named people, named boxes, named tickets, and the work I still owe after September 15, 2022. It is not a second log and it is not a stack of exhibits with the same stub. If a paragraph fights the decision in the front, strike the paragraph.</w:t>
+        <w:t>What follows is leftover work from Clearhaven transaction reconciliation platform: end-to-end systems design: named people, named boxes, named tickets, and the items I still owe. If a paragraph fights the decision in the front of CLH-TDD-2022-021, strike the paragraph.</w:t>
       </w:r>
     </w:p>
     <w:p>
@@ -12906,7 +12906,7 @@
           <w:color w:val="222222"/>
           <w:sz w:val="24"/>
         </w:rPr>
-        <w:t>I will not put a vendor overlay we already rejected on a wiki that drifts. CLH-TDD-2023-008 and this file are the record. If Rahul Deshmukh needs a diagram, they get a permalink, not a photo of a whiteboard. sftp-clh-01.prod.us-east-1.northstar.internal stays out of the diagram title. If a new engineer asks where the leftover lives, I point here. I do not point at a Slack pin from September 15, 2022. Client Clearhaven.</w:t>
+        <w:t>I will not put a vendor overlay we already rejected on a wiki that drifts. CLH-TDD-2023-008 and this file are the record. If Rahul Deshmukh needs a diagram, they get a permalink, not a photo of a whiteboard. sftp-clh-01.prod.us-east-1.northstar.internal stays out of the diagram title. If a new engineer asks where the leftover lives, I point here. I do not point at a Slack pin from September 15, 2022.</w:t>
       </w:r>
     </w:p>
     <w:p>
@@ -15250,7 +15250,7 @@
           <w:color w:val="222222"/>
           <w:sz w:val="24"/>
         </w:rPr>
-        <w:t>People who were absent still get a usable remainder, not a transcript. Chris Patel gets the decision, the refuse, and the date. They do not get a reconstruction of who raised their voice. If they object, they object on CLH-4601. Client Clearhaven. Author Aman Kumar.</w:t>
+        <w:t>People who were absent still get a usable remainder, not a transcript. Chris Patel gets the decision, the refuse, and the date. They do not get a reconstruction of who raised their voice. If they object, they object on CLH-4601.</w:t>
       </w:r>
     </w:p>
     <w:p>
@@ -16295,7 +16295,7 @@
           <w:color w:val="222222"/>
           <w:sz w:val="24"/>
         </w:rPr>
-        <w:t>If you are implementing, keep the rejected alternative dead. If you are on-call, start read-only. If you are Rahul Deshmukh, the ask is unchanged: pick the path in the main body or send it back with a named objection. Sample I would still defend: 1573 rows, 34 minutes, freeze respected. Strike this remainder if it ever fights the decision callout. Author Aman Kumar. Client Clearhaven.</w:t>
+        <w:t>If you are implementing, keep the rejected alternative dead. If you are on-call, start read-only. If you are Rahul Deshmukh, the ask is unchanged: pick the path in the main body or send it back with a named objection. Sample I would still defend: 1573 rows, 34 minutes, freeze respected. Strike this section if it ever fights the decision callout.</w:t>
       </w:r>
     </w:p>
     <w:p>
@@ -16309,7 +16309,7 @@
           <w:color w:val="222222"/>
           <w:sz w:val="24"/>
         </w:rPr>
-        <w:t>This heading is the reopen rule, not a promise that nothing follows. If we still need words after the bank, they are named leftovers, not another copy of the same stub. exactly-once claims we will not make is done as a heading when Rahul Deshmukh closes CLH-4601 or writes a new date.</w:t>
+        <w:t>This heading is the reopen rule. exactly-once claims we will not make is done when Rahul Deshmukh closes CLH-4601 or writes a new date.</w:t>
       </w:r>
     </w:p>
     <w:p>
